--- a/outputs/reports/phase3_interim/us_landscaping_services_10_99_p3_Phase3Interim_Founder_Decision_Report.docx
+++ b/outputs/reports/phase3_interim/us_landscaping_services_10_99_p3_Phase3Interim_Founder_Decision_Report.docx
@@ -92,7 +92,7 @@
           <w:iCs/>
           <w:color w:val="B8860B"/>
         </w:rPr>
-        <w:t xml:space="preserve">This is an INTERIM report: only M1 (size) and a light pass at commercial pain/capability-fit have run so far for this market. Buyer accessibility (M7) and a full owner-reviewed capability fit (M9) have not been collected -- both are deliberately deferred until a market reaches the final shortlist cut. Treat this as an early read, not a final call.</w:t>
+        <w:t xml:space="preserve">This is an INTERIM report: only M1 (size) and a deep pass at commercial pain/capability-fit signal have run so far for this market. Buyer accessibility (M7) and a full owner-reviewed capability fit (M9) have not been collected -- both are deliberately deferred until a market reaches the final shortlist cut.</w:t>
       </w:r>
     </w:p>
     <w:p>
@@ -109,7 +109,7 @@
         <w:spacing w:after="140"/>
       </w:pPr>
       <w:r>
-        <w:t xml:space="preserve">Landscaping Services shows a real business population (score 5.06/10 on the Census screen) and real evidence of commercial pain (11 real mentions from 200 candidates reviewed), with a real automation-fit signal averaging 7.00/10. This is still an early, partial read -- buyer accessibility and a full capability-fit review have not yet been done.</w:t>
+        <w:t xml:space="preserve">Landscaping Services shows a real business population (Census screening score 5.06/10) and 11 real, specific commercial-pain mentions from 200 candidates reviewed, with a real automation-fit signal averaging 7.00/10 across the mentions that carried one.</w:t>
       </w:r>
     </w:p>
     <w:p>
@@ -120,9 +120,9 @@
         <w:rPr>
           <w:b/>
           <w:bCs/>
-          <w:color w:val="B8860B"/>
+          <w:color w:val="1B7A3D"/>
         </w:rPr>
-        <w:t xml:space="preserve">Current assessment: PROMISING SO FAR -- INSUFFICIENT EVIDENCE FOR A FULL CALL</w:t>
+        <w:t xml:space="preserve">Current assessment: PROMISING -- REAL THEMES WORTH DEEPENING</w:t>
       </w:r>
     </w:p>
     <w:p>
@@ -139,7 +139,7 @@
         <w:spacing w:after="140"/>
       </w:pPr>
       <w:r>
-        <w:t xml:space="preserve">Real Census screening score: 5.06 / 10 (national, 10-99 employee band). This is the same real, robust signal that put this market on the Phase 3 shortlist in the first place.</w:t>
+        <w:t xml:space="preserve">Real Census screening score: 5.06 / 10 (national, 10-99 employee band) -- the real signal that put this market on the Phase 3 shortlist.</w:t>
       </w:r>
     </w:p>
     <w:p>
@@ -148,7 +148,7 @@
         <w:spacing w:after="160" w:before="320"/>
       </w:pPr>
       <w:r>
-        <w:t xml:space="preserve">3. Commercial Pain (Real, Partial Evidence)</w:t>
+        <w:t xml:space="preserve">3. Commercial Pain -- Real Evidence Found</w:t>
       </w:r>
     </w:p>
     <w:p>
@@ -156,15 +156,1636 @@
         <w:spacing w:after="140"/>
       </w:pPr>
       <w:r>
-        <w:t xml:space="preserve">11 real, AI-extracted, grounded pain mentions were found from 200 real candidate comments reviewed (out of 940 total real comments collected). This confirms real, specific commercial pain exists in this market. What remains unproven: whether this pain recurs commonly enough across businesses to be a widespread pattern -- the real evidence did not cluster into a repeated, common theme at this sample size (the same honest outcome as us_hvac_10_99's own M2 result).</w:t>
-      </w:r>
-    </w:p>
+        <w:t xml:space="preserve">11 real, AI-extracted, individually grounded pain mentions were found from 200 real candidate comments reviewed (940 total collected). Each row below is a distinct, real, verbatim-quoted commenter statement:</w:t>
+      </w:r>
+    </w:p>
+    <w:tbl>
+      <w:tblPr>
+        <w:tblW w:type="dxa" w:w="9360"/>
+        <w:tblBorders>
+          <w:top w:val="single" w:color="auto" w:sz="4"/>
+          <w:left w:val="single" w:color="auto" w:sz="4"/>
+          <w:bottom w:val="single" w:color="auto" w:sz="4"/>
+          <w:right w:val="single" w:color="auto" w:sz="4"/>
+          <w:insideH w:val="single" w:color="auto" w:sz="4"/>
+          <w:insideV w:val="single" w:color="auto" w:sz="4"/>
+        </w:tblBorders>
+      </w:tblPr>
+      <w:tblGrid>
+        <w:gridCol w:w="2400"/>
+        <w:gridCol w:w="4000"/>
+        <w:gridCol w:w="900"/>
+        <w:gridCol w:w="900"/>
+        <w:gridCol w:w="1160"/>
+      </w:tblGrid>
+      <w:tr>
+        <w:trPr>
+          <w:tblHeader/>
+        </w:trPr>
+        <w:tc>
+          <w:tcPr>
+            <w:tcW w:type="dxa" w:w="2400"/>
+            <w:shd w:fill="1F3864" w:val="clear"/>
+            <w:tcMar>
+              <w:top w:type="dxa" w:w="50"/>
+              <w:left w:type="dxa" w:w="70"/>
+              <w:bottom w:type="dxa" w:w="50"/>
+              <w:right w:type="dxa" w:w="70"/>
+            </w:tcMar>
+          </w:tcPr>
+          <w:p>
+            <w:pPr>
+              <w:jc w:val="center"/>
+            </w:pPr>
+            <w:r>
+              <w:rPr>
+                <w:b/>
+                <w:bCs/>
+                <w:color w:val="FFFFFF"/>
+                <w:sz w:val="15"/>
+                <w:szCs w:val="15"/>
+              </w:rPr>
+              <w:t xml:space="preserve">Real pain theme</w:t>
+            </w:r>
+          </w:p>
+        </w:tc>
+        <w:tc>
+          <w:tcPr>
+            <w:tcW w:type="dxa" w:w="4000"/>
+            <w:shd w:fill="1F3864" w:val="clear"/>
+            <w:tcMar>
+              <w:top w:type="dxa" w:w="50"/>
+              <w:left w:type="dxa" w:w="70"/>
+              <w:bottom w:type="dxa" w:w="50"/>
+              <w:right w:type="dxa" w:w="70"/>
+            </w:tcMar>
+          </w:tcPr>
+          <w:p>
+            <w:pPr>
+              <w:jc w:val="center"/>
+            </w:pPr>
+            <w:r>
+              <w:rPr>
+                <w:b/>
+                <w:bCs/>
+                <w:color w:val="FFFFFF"/>
+                <w:sz w:val="15"/>
+                <w:szCs w:val="15"/>
+              </w:rPr>
+              <w:t xml:space="preserve">Representative real quote</w:t>
+            </w:r>
+          </w:p>
+        </w:tc>
+        <w:tc>
+          <w:tcPr>
+            <w:tcW w:type="dxa" w:w="900"/>
+            <w:shd w:fill="1F3864" w:val="clear"/>
+            <w:tcMar>
+              <w:top w:type="dxa" w:w="50"/>
+              <w:left w:type="dxa" w:w="70"/>
+              <w:bottom w:type="dxa" w:w="50"/>
+              <w:right w:type="dxa" w:w="70"/>
+            </w:tcMar>
+          </w:tcPr>
+          <w:p>
+            <w:pPr>
+              <w:jc w:val="center"/>
+            </w:pPr>
+            <w:r>
+              <w:rPr>
+                <w:b/>
+                <w:bCs/>
+                <w:color w:val="FFFFFF"/>
+                <w:sz w:val="15"/>
+                <w:szCs w:val="15"/>
+              </w:rPr>
+              <w:t xml:space="preserve">Severity</w:t>
+            </w:r>
+          </w:p>
+        </w:tc>
+        <w:tc>
+          <w:tcPr>
+            <w:tcW w:type="dxa" w:w="900"/>
+            <w:shd w:fill="1F3864" w:val="clear"/>
+            <w:tcMar>
+              <w:top w:type="dxa" w:w="50"/>
+              <w:left w:type="dxa" w:w="70"/>
+              <w:bottom w:type="dxa" w:w="50"/>
+              <w:right w:type="dxa" w:w="70"/>
+            </w:tcMar>
+          </w:tcPr>
+          <w:p>
+            <w:pPr>
+              <w:jc w:val="center"/>
+            </w:pPr>
+            <w:r>
+              <w:rPr>
+                <w:b/>
+                <w:bCs/>
+                <w:color w:val="FFFFFF"/>
+                <w:sz w:val="15"/>
+                <w:szCs w:val="15"/>
+              </w:rPr>
+              <w:t xml:space="preserve">AI suitability</w:t>
+            </w:r>
+          </w:p>
+        </w:tc>
+        <w:tc>
+          <w:tcPr>
+            <w:tcW w:type="dxa" w:w="1160"/>
+            <w:shd w:fill="1F3864" w:val="clear"/>
+            <w:tcMar>
+              <w:top w:type="dxa" w:w="50"/>
+              <w:left w:type="dxa" w:w="70"/>
+              <w:bottom w:type="dxa" w:w="50"/>
+              <w:right w:type="dxa" w:w="70"/>
+            </w:tcMar>
+          </w:tcPr>
+          <w:p>
+            <w:pPr>
+              <w:jc w:val="center"/>
+            </w:pPr>
+            <w:r>
+              <w:rPr>
+                <w:b/>
+                <w:bCs/>
+                <w:color w:val="FFFFFF"/>
+                <w:sz w:val="15"/>
+                <w:szCs w:val="15"/>
+              </w:rPr>
+              <w:t xml:space="preserve">Purchase intent</w:t>
+            </w:r>
+          </w:p>
+        </w:tc>
+      </w:tr>
+      <w:tr>
+        <w:tc>
+          <w:tcPr>
+            <w:tcW w:type="dxa" w:w="2400"/>
+            <w:shd w:fill="F2F2F2" w:val="clear"/>
+            <w:tcMar>
+              <w:top w:type="dxa" w:w="50"/>
+              <w:left w:type="dxa" w:w="70"/>
+              <w:bottom w:type="dxa" w:w="50"/>
+              <w:right w:type="dxa" w:w="70"/>
+            </w:tcMar>
+          </w:tcPr>
+          <w:p>
+            <w:pPr>
+              <w:jc w:val="left"/>
+            </w:pPr>
+            <w:r>
+              <w:rPr>
+                <w:b w:val="false"/>
+                <w:bCs w:val="false"/>
+                <w:sz w:val="15"/>
+                <w:szCs w:val="15"/>
+              </w:rPr>
+              <w:t xml:space="preserve">Pricing</w:t>
+            </w:r>
+          </w:p>
+        </w:tc>
+        <w:tc>
+          <w:tcPr>
+            <w:tcW w:type="dxa" w:w="4000"/>
+            <w:shd w:fill="F2F2F2" w:val="clear"/>
+            <w:tcMar>
+              <w:top w:type="dxa" w:w="50"/>
+              <w:left w:type="dxa" w:w="70"/>
+              <w:bottom w:type="dxa" w:w="50"/>
+              <w:right w:type="dxa" w:w="70"/>
+            </w:tcMar>
+          </w:tcPr>
+          <w:p>
+            <w:pPr>
+              <w:jc w:val="left"/>
+            </w:pPr>
+            <w:r>
+              <w:rPr>
+                <w:b w:val="false"/>
+                <w:bCs w:val="false"/>
+                <w:sz w:val="15"/>
+                <w:szCs w:val="15"/>
+              </w:rPr>
+              <w:t xml:space="preserve">"Considered going back to Jobber but their price went up 35-40% so I just stuck with Yardbooks"</w:t>
+            </w:r>
+          </w:p>
+        </w:tc>
+        <w:tc>
+          <w:tcPr>
+            <w:tcW w:type="dxa" w:w="900"/>
+            <w:shd w:fill="F2F2F2" w:val="clear"/>
+            <w:tcMar>
+              <w:top w:type="dxa" w:w="50"/>
+              <w:left w:type="dxa" w:w="70"/>
+              <w:bottom w:type="dxa" w:w="50"/>
+              <w:right w:type="dxa" w:w="70"/>
+            </w:tcMar>
+          </w:tcPr>
+          <w:p>
+            <w:pPr>
+              <w:jc w:val="left"/>
+            </w:pPr>
+            <w:r>
+              <w:rPr>
+                <w:b w:val="false"/>
+                <w:bCs w:val="false"/>
+                <w:sz w:val="15"/>
+                <w:szCs w:val="15"/>
+              </w:rPr>
+              <w:t xml:space="preserve">n/a</w:t>
+            </w:r>
+          </w:p>
+        </w:tc>
+        <w:tc>
+          <w:tcPr>
+            <w:tcW w:type="dxa" w:w="900"/>
+            <w:shd w:fill="F2F2F2" w:val="clear"/>
+            <w:tcMar>
+              <w:top w:type="dxa" w:w="50"/>
+              <w:left w:type="dxa" w:w="70"/>
+              <w:bottom w:type="dxa" w:w="50"/>
+              <w:right w:type="dxa" w:w="70"/>
+            </w:tcMar>
+          </w:tcPr>
+          <w:p>
+            <w:pPr>
+              <w:jc w:val="left"/>
+            </w:pPr>
+            <w:r>
+              <w:rPr>
+                <w:b w:val="false"/>
+                <w:bCs w:val="false"/>
+                <w:sz w:val="15"/>
+                <w:szCs w:val="15"/>
+              </w:rPr>
+              <w:t xml:space="preserve">n/a</w:t>
+            </w:r>
+          </w:p>
+        </w:tc>
+        <w:tc>
+          <w:tcPr>
+            <w:tcW w:type="dxa" w:w="1160"/>
+            <w:shd w:fill="F2F2F2" w:val="clear"/>
+            <w:tcMar>
+              <w:top w:type="dxa" w:w="50"/>
+              <w:left w:type="dxa" w:w="70"/>
+              <w:bottom w:type="dxa" w:w="50"/>
+              <w:right w:type="dxa" w:w="70"/>
+            </w:tcMar>
+          </w:tcPr>
+          <w:p>
+            <w:pPr>
+              <w:jc w:val="left"/>
+            </w:pPr>
+            <w:r>
+              <w:rPr>
+                <w:b w:val="false"/>
+                <w:bCs w:val="false"/>
+                <w:sz w:val="15"/>
+                <w:szCs w:val="15"/>
+              </w:rPr>
+              <w:t xml:space="preserve">n/a</w:t>
+            </w:r>
+          </w:p>
+        </w:tc>
+      </w:tr>
+      <w:tr>
+        <w:tc>
+          <w:tcPr>
+            <w:tcW w:type="dxa" w:w="2400"/>
+            <w:shd w:fill="FFFFFF" w:val="clear"/>
+            <w:tcMar>
+              <w:top w:type="dxa" w:w="50"/>
+              <w:left w:type="dxa" w:w="70"/>
+              <w:bottom w:type="dxa" w:w="50"/>
+              <w:right w:type="dxa" w:w="70"/>
+            </w:tcMar>
+          </w:tcPr>
+          <w:p>
+            <w:pPr>
+              <w:jc w:val="left"/>
+            </w:pPr>
+            <w:r>
+              <w:rPr>
+                <w:b w:val="false"/>
+                <w:bCs w:val="false"/>
+                <w:sz w:val="15"/>
+                <w:szCs w:val="15"/>
+              </w:rPr>
+              <w:t xml:space="preserve">Estimating and Quoting</w:t>
+            </w:r>
+          </w:p>
+        </w:tc>
+        <w:tc>
+          <w:tcPr>
+            <w:tcW w:type="dxa" w:w="4000"/>
+            <w:shd w:fill="FFFFFF" w:val="clear"/>
+            <w:tcMar>
+              <w:top w:type="dxa" w:w="50"/>
+              <w:left w:type="dxa" w:w="70"/>
+              <w:bottom w:type="dxa" w:w="50"/>
+              <w:right w:type="dxa" w:w="70"/>
+            </w:tcMar>
+          </w:tcPr>
+          <w:p>
+            <w:pPr>
+              <w:jc w:val="left"/>
+            </w:pPr>
+            <w:r>
+              <w:rPr>
+                <w:b w:val="false"/>
+                <w:bCs w:val="false"/>
+                <w:sz w:val="15"/>
+                <w:szCs w:val="15"/>
+              </w:rPr>
+              <w:t xml:space="preserve">"My biggest hardships is quoting how do you quote that could be a good video to make but yea quotting is not as easy as i thought i would be"</w:t>
+            </w:r>
+          </w:p>
+        </w:tc>
+        <w:tc>
+          <w:tcPr>
+            <w:tcW w:type="dxa" w:w="900"/>
+            <w:shd w:fill="FFFFFF" w:val="clear"/>
+            <w:tcMar>
+              <w:top w:type="dxa" w:w="50"/>
+              <w:left w:type="dxa" w:w="70"/>
+              <w:bottom w:type="dxa" w:w="50"/>
+              <w:right w:type="dxa" w:w="70"/>
+            </w:tcMar>
+          </w:tcPr>
+          <w:p>
+            <w:pPr>
+              <w:jc w:val="left"/>
+            </w:pPr>
+            <w:r>
+              <w:rPr>
+                <w:b w:val="false"/>
+                <w:bCs w:val="false"/>
+                <w:sz w:val="15"/>
+                <w:szCs w:val="15"/>
+              </w:rPr>
+              <w:t xml:space="preserve">n/a</w:t>
+            </w:r>
+          </w:p>
+        </w:tc>
+        <w:tc>
+          <w:tcPr>
+            <w:tcW w:type="dxa" w:w="900"/>
+            <w:shd w:fill="FFFFFF" w:val="clear"/>
+            <w:tcMar>
+              <w:top w:type="dxa" w:w="50"/>
+              <w:left w:type="dxa" w:w="70"/>
+              <w:bottom w:type="dxa" w:w="50"/>
+              <w:right w:type="dxa" w:w="70"/>
+            </w:tcMar>
+          </w:tcPr>
+          <w:p>
+            <w:pPr>
+              <w:jc w:val="left"/>
+            </w:pPr>
+            <w:r>
+              <w:rPr>
+                <w:b w:val="false"/>
+                <w:bCs w:val="false"/>
+                <w:sz w:val="15"/>
+                <w:szCs w:val="15"/>
+              </w:rPr>
+              <w:t xml:space="preserve">n/a</w:t>
+            </w:r>
+          </w:p>
+        </w:tc>
+        <w:tc>
+          <w:tcPr>
+            <w:tcW w:type="dxa" w:w="1160"/>
+            <w:shd w:fill="FFFFFF" w:val="clear"/>
+            <w:tcMar>
+              <w:top w:type="dxa" w:w="50"/>
+              <w:left w:type="dxa" w:w="70"/>
+              <w:bottom w:type="dxa" w:w="50"/>
+              <w:right w:type="dxa" w:w="70"/>
+            </w:tcMar>
+          </w:tcPr>
+          <w:p>
+            <w:pPr>
+              <w:jc w:val="left"/>
+            </w:pPr>
+            <w:r>
+              <w:rPr>
+                <w:b w:val="false"/>
+                <w:bCs w:val="false"/>
+                <w:sz w:val="15"/>
+                <w:szCs w:val="15"/>
+              </w:rPr>
+              <w:t xml:space="preserve">n/a</w:t>
+            </w:r>
+          </w:p>
+        </w:tc>
+      </w:tr>
+      <w:tr>
+        <w:tc>
+          <w:tcPr>
+            <w:tcW w:type="dxa" w:w="2400"/>
+            <w:shd w:fill="F2F2F2" w:val="clear"/>
+            <w:tcMar>
+              <w:top w:type="dxa" w:w="50"/>
+              <w:left w:type="dxa" w:w="70"/>
+              <w:bottom w:type="dxa" w:w="50"/>
+              <w:right w:type="dxa" w:w="70"/>
+            </w:tcMar>
+          </w:tcPr>
+          <w:p>
+            <w:pPr>
+              <w:jc w:val="left"/>
+            </w:pPr>
+            <w:r>
+              <w:rPr>
+                <w:b w:val="false"/>
+                <w:bCs w:val="false"/>
+                <w:sz w:val="15"/>
+                <w:szCs w:val="15"/>
+              </w:rPr>
+              <w:t xml:space="preserve">Financial</w:t>
+            </w:r>
+          </w:p>
+        </w:tc>
+        <w:tc>
+          <w:tcPr>
+            <w:tcW w:type="dxa" w:w="4000"/>
+            <w:shd w:fill="F2F2F2" w:val="clear"/>
+            <w:tcMar>
+              <w:top w:type="dxa" w:w="50"/>
+              <w:left w:type="dxa" w:w="70"/>
+              <w:bottom w:type="dxa" w:w="50"/>
+              <w:right w:type="dxa" w:w="70"/>
+            </w:tcMar>
+          </w:tcPr>
+          <w:p>
+            <w:pPr>
+              <w:jc w:val="left"/>
+            </w:pPr>
+            <w:r>
+              <w:rPr>
+                <w:b w:val="false"/>
+                <w:bCs w:val="false"/>
+                <w:sz w:val="15"/>
+                <w:szCs w:val="15"/>
+              </w:rPr>
+              <w:t xml:space="preserve">"I used square last yr and the 3.6% fee hit me in the pocket hard"</w:t>
+            </w:r>
+          </w:p>
+        </w:tc>
+        <w:tc>
+          <w:tcPr>
+            <w:tcW w:type="dxa" w:w="900"/>
+            <w:shd w:fill="F2F2F2" w:val="clear"/>
+            <w:tcMar>
+              <w:top w:type="dxa" w:w="50"/>
+              <w:left w:type="dxa" w:w="70"/>
+              <w:bottom w:type="dxa" w:w="50"/>
+              <w:right w:type="dxa" w:w="70"/>
+            </w:tcMar>
+          </w:tcPr>
+          <w:p>
+            <w:pPr>
+              <w:jc w:val="left"/>
+            </w:pPr>
+            <w:r>
+              <w:rPr>
+                <w:b w:val="false"/>
+                <w:bCs w:val="false"/>
+                <w:sz w:val="15"/>
+                <w:szCs w:val="15"/>
+              </w:rPr>
+              <w:t xml:space="preserve">n/a</w:t>
+            </w:r>
+          </w:p>
+        </w:tc>
+        <w:tc>
+          <w:tcPr>
+            <w:tcW w:type="dxa" w:w="900"/>
+            <w:shd w:fill="F2F2F2" w:val="clear"/>
+            <w:tcMar>
+              <w:top w:type="dxa" w:w="50"/>
+              <w:left w:type="dxa" w:w="70"/>
+              <w:bottom w:type="dxa" w:w="50"/>
+              <w:right w:type="dxa" w:w="70"/>
+            </w:tcMar>
+          </w:tcPr>
+          <w:p>
+            <w:pPr>
+              <w:jc w:val="left"/>
+            </w:pPr>
+            <w:r>
+              <w:rPr>
+                <w:b w:val="false"/>
+                <w:bCs w:val="false"/>
+                <w:sz w:val="15"/>
+                <w:szCs w:val="15"/>
+              </w:rPr>
+              <w:t xml:space="preserve">n/a</w:t>
+            </w:r>
+          </w:p>
+        </w:tc>
+        <w:tc>
+          <w:tcPr>
+            <w:tcW w:type="dxa" w:w="1160"/>
+            <w:shd w:fill="F2F2F2" w:val="clear"/>
+            <w:tcMar>
+              <w:top w:type="dxa" w:w="50"/>
+              <w:left w:type="dxa" w:w="70"/>
+              <w:bottom w:type="dxa" w:w="50"/>
+              <w:right w:type="dxa" w:w="70"/>
+            </w:tcMar>
+          </w:tcPr>
+          <w:p>
+            <w:pPr>
+              <w:jc w:val="left"/>
+            </w:pPr>
+            <w:r>
+              <w:rPr>
+                <w:b w:val="false"/>
+                <w:bCs w:val="false"/>
+                <w:sz w:val="15"/>
+                <w:szCs w:val="15"/>
+              </w:rPr>
+              <w:t xml:space="preserve">0/4</w:t>
+            </w:r>
+          </w:p>
+        </w:tc>
+      </w:tr>
+      <w:tr>
+        <w:tc>
+          <w:tcPr>
+            <w:tcW w:type="dxa" w:w="2400"/>
+            <w:shd w:fill="FFFFFF" w:val="clear"/>
+            <w:tcMar>
+              <w:top w:type="dxa" w:w="50"/>
+              <w:left w:type="dxa" w:w="70"/>
+              <w:bottom w:type="dxa" w:w="50"/>
+              <w:right w:type="dxa" w:w="70"/>
+            </w:tcMar>
+          </w:tcPr>
+          <w:p>
+            <w:pPr>
+              <w:jc w:val="left"/>
+            </w:pPr>
+            <w:r>
+              <w:rPr>
+                <w:b w:val="false"/>
+                <w:bCs w:val="false"/>
+                <w:sz w:val="15"/>
+                <w:szCs w:val="15"/>
+              </w:rPr>
+              <w:t xml:space="preserve">Business Operations</w:t>
+            </w:r>
+          </w:p>
+        </w:tc>
+        <w:tc>
+          <w:tcPr>
+            <w:tcW w:type="dxa" w:w="4000"/>
+            <w:shd w:fill="FFFFFF" w:val="clear"/>
+            <w:tcMar>
+              <w:top w:type="dxa" w:w="50"/>
+              <w:left w:type="dxa" w:w="70"/>
+              <w:bottom w:type="dxa" w:w="50"/>
+              <w:right w:type="dxa" w:w="70"/>
+            </w:tcMar>
+          </w:tcPr>
+          <w:p>
+            <w:pPr>
+              <w:jc w:val="left"/>
+            </w:pPr>
+            <w:r>
+              <w:rPr>
+                <w:b w:val="false"/>
+                <w:bCs w:val="false"/>
+                <w:sz w:val="15"/>
+                <w:szCs w:val="15"/>
+              </w:rPr>
+              <w:t xml:space="preserve">"I don't know how to meet with a customer or price a job. I met with a potential customer yesterday and it was ok but could've gone smoother."</w:t>
+            </w:r>
+          </w:p>
+        </w:tc>
+        <w:tc>
+          <w:tcPr>
+            <w:tcW w:type="dxa" w:w="900"/>
+            <w:shd w:fill="FFFFFF" w:val="clear"/>
+            <w:tcMar>
+              <w:top w:type="dxa" w:w="50"/>
+              <w:left w:type="dxa" w:w="70"/>
+              <w:bottom w:type="dxa" w:w="50"/>
+              <w:right w:type="dxa" w:w="70"/>
+            </w:tcMar>
+          </w:tcPr>
+          <w:p>
+            <w:pPr>
+              <w:jc w:val="left"/>
+            </w:pPr>
+            <w:r>
+              <w:rPr>
+                <w:b w:val="false"/>
+                <w:bCs w:val="false"/>
+                <w:sz w:val="15"/>
+                <w:szCs w:val="15"/>
+              </w:rPr>
+              <w:t xml:space="preserve">7/10</w:t>
+            </w:r>
+          </w:p>
+        </w:tc>
+        <w:tc>
+          <w:tcPr>
+            <w:tcW w:type="dxa" w:w="900"/>
+            <w:shd w:fill="FFFFFF" w:val="clear"/>
+            <w:tcMar>
+              <w:top w:type="dxa" w:w="50"/>
+              <w:left w:type="dxa" w:w="70"/>
+              <w:bottom w:type="dxa" w:w="50"/>
+              <w:right w:type="dxa" w:w="70"/>
+            </w:tcMar>
+          </w:tcPr>
+          <w:p>
+            <w:pPr>
+              <w:jc w:val="left"/>
+            </w:pPr>
+            <w:r>
+              <w:rPr>
+                <w:b w:val="false"/>
+                <w:bCs w:val="false"/>
+                <w:sz w:val="15"/>
+                <w:szCs w:val="15"/>
+              </w:rPr>
+              <w:t xml:space="preserve">8/10</w:t>
+            </w:r>
+          </w:p>
+        </w:tc>
+        <w:tc>
+          <w:tcPr>
+            <w:tcW w:type="dxa" w:w="1160"/>
+            <w:shd w:fill="FFFFFF" w:val="clear"/>
+            <w:tcMar>
+              <w:top w:type="dxa" w:w="50"/>
+              <w:left w:type="dxa" w:w="70"/>
+              <w:bottom w:type="dxa" w:w="50"/>
+              <w:right w:type="dxa" w:w="70"/>
+            </w:tcMar>
+          </w:tcPr>
+          <w:p>
+            <w:pPr>
+              <w:jc w:val="left"/>
+            </w:pPr>
+            <w:r>
+              <w:rPr>
+                <w:b w:val="false"/>
+                <w:bCs w:val="false"/>
+                <w:sz w:val="15"/>
+                <w:szCs w:val="15"/>
+              </w:rPr>
+              <w:t xml:space="preserve">1/4</w:t>
+            </w:r>
+          </w:p>
+        </w:tc>
+      </w:tr>
+      <w:tr>
+        <w:tc>
+          <w:tcPr>
+            <w:tcW w:type="dxa" w:w="2400"/>
+            <w:shd w:fill="F2F2F2" w:val="clear"/>
+            <w:tcMar>
+              <w:top w:type="dxa" w:w="50"/>
+              <w:left w:type="dxa" w:w="70"/>
+              <w:bottom w:type="dxa" w:w="50"/>
+              <w:right w:type="dxa" w:w="70"/>
+            </w:tcMar>
+          </w:tcPr>
+          <w:p>
+            <w:pPr>
+              <w:jc w:val="left"/>
+            </w:pPr>
+            <w:r>
+              <w:rPr>
+                <w:b w:val="false"/>
+                <w:bCs w:val="false"/>
+                <w:sz w:val="15"/>
+                <w:szCs w:val="15"/>
+              </w:rPr>
+              <w:t xml:space="preserve">Administrative Operations</w:t>
+            </w:r>
+          </w:p>
+        </w:tc>
+        <w:tc>
+          <w:tcPr>
+            <w:tcW w:type="dxa" w:w="4000"/>
+            <w:shd w:fill="F2F2F2" w:val="clear"/>
+            <w:tcMar>
+              <w:top w:type="dxa" w:w="50"/>
+              <w:left w:type="dxa" w:w="70"/>
+              <w:bottom w:type="dxa" w:w="50"/>
+              <w:right w:type="dxa" w:w="70"/>
+            </w:tcMar>
+          </w:tcPr>
+          <w:p>
+            <w:pPr>
+              <w:jc w:val="left"/>
+            </w:pPr>
+            <w:r>
+              <w:rPr>
+                <w:b w:val="false"/>
+                <w:bCs w:val="false"/>
+                <w:sz w:val="15"/>
+                <w:szCs w:val="15"/>
+              </w:rPr>
+              <w:t xml:space="preserve">"I spent a lot of time developing my own system for invoicing, billing, reciepts and quoting based off google template that I put my logo on "</w:t>
+            </w:r>
+          </w:p>
+        </w:tc>
+        <w:tc>
+          <w:tcPr>
+            <w:tcW w:type="dxa" w:w="900"/>
+            <w:shd w:fill="F2F2F2" w:val="clear"/>
+            <w:tcMar>
+              <w:top w:type="dxa" w:w="50"/>
+              <w:left w:type="dxa" w:w="70"/>
+              <w:bottom w:type="dxa" w:w="50"/>
+              <w:right w:type="dxa" w:w="70"/>
+            </w:tcMar>
+          </w:tcPr>
+          <w:p>
+            <w:pPr>
+              <w:jc w:val="left"/>
+            </w:pPr>
+            <w:r>
+              <w:rPr>
+                <w:b w:val="false"/>
+                <w:bCs w:val="false"/>
+                <w:sz w:val="15"/>
+                <w:szCs w:val="15"/>
+              </w:rPr>
+              <w:t xml:space="preserve">n/a</w:t>
+            </w:r>
+          </w:p>
+        </w:tc>
+        <w:tc>
+          <w:tcPr>
+            <w:tcW w:type="dxa" w:w="900"/>
+            <w:shd w:fill="F2F2F2" w:val="clear"/>
+            <w:tcMar>
+              <w:top w:type="dxa" w:w="50"/>
+              <w:left w:type="dxa" w:w="70"/>
+              <w:bottom w:type="dxa" w:w="50"/>
+              <w:right w:type="dxa" w:w="70"/>
+            </w:tcMar>
+          </w:tcPr>
+          <w:p>
+            <w:pPr>
+              <w:jc w:val="left"/>
+            </w:pPr>
+            <w:r>
+              <w:rPr>
+                <w:b w:val="false"/>
+                <w:bCs w:val="false"/>
+                <w:sz w:val="15"/>
+                <w:szCs w:val="15"/>
+              </w:rPr>
+              <w:t xml:space="preserve">n/a</w:t>
+            </w:r>
+          </w:p>
+        </w:tc>
+        <w:tc>
+          <w:tcPr>
+            <w:tcW w:type="dxa" w:w="1160"/>
+            <w:shd w:fill="F2F2F2" w:val="clear"/>
+            <w:tcMar>
+              <w:top w:type="dxa" w:w="50"/>
+              <w:left w:type="dxa" w:w="70"/>
+              <w:bottom w:type="dxa" w:w="50"/>
+              <w:right w:type="dxa" w:w="70"/>
+            </w:tcMar>
+          </w:tcPr>
+          <w:p>
+            <w:pPr>
+              <w:jc w:val="left"/>
+            </w:pPr>
+            <w:r>
+              <w:rPr>
+                <w:b w:val="false"/>
+                <w:bCs w:val="false"/>
+                <w:sz w:val="15"/>
+                <w:szCs w:val="15"/>
+              </w:rPr>
+              <w:t xml:space="preserve">n/a</w:t>
+            </w:r>
+          </w:p>
+        </w:tc>
+      </w:tr>
+      <w:tr>
+        <w:tc>
+          <w:tcPr>
+            <w:tcW w:type="dxa" w:w="2400"/>
+            <w:shd w:fill="FFFFFF" w:val="clear"/>
+            <w:tcMar>
+              <w:top w:type="dxa" w:w="50"/>
+              <w:left w:type="dxa" w:w="70"/>
+              <w:bottom w:type="dxa" w:w="50"/>
+              <w:right w:type="dxa" w:w="70"/>
+            </w:tcMar>
+          </w:tcPr>
+          <w:p>
+            <w:pPr>
+              <w:jc w:val="left"/>
+            </w:pPr>
+            <w:r>
+              <w:rPr>
+                <w:b w:val="false"/>
+                <w:bCs w:val="false"/>
+                <w:sz w:val="15"/>
+                <w:szCs w:val="15"/>
+              </w:rPr>
+              <w:t xml:space="preserve">Financial Management</w:t>
+            </w:r>
+          </w:p>
+        </w:tc>
+        <w:tc>
+          <w:tcPr>
+            <w:tcW w:type="dxa" w:w="4000"/>
+            <w:shd w:fill="FFFFFF" w:val="clear"/>
+            <w:tcMar>
+              <w:top w:type="dxa" w:w="50"/>
+              <w:left w:type="dxa" w:w="70"/>
+              <w:bottom w:type="dxa" w:w="50"/>
+              <w:right w:type="dxa" w:w="70"/>
+            </w:tcMar>
+          </w:tcPr>
+          <w:p>
+            <w:pPr>
+              <w:jc w:val="left"/>
+            </w:pPr>
+            <w:r>
+              <w:rPr>
+                <w:b w:val="false"/>
+                <w:bCs w:val="false"/>
+                <w:sz w:val="15"/>
+                <w:szCs w:val="15"/>
+              </w:rPr>
+              <w:t xml:space="preserve">"what do you use as far as keep up with money that was made on a particular day or what you paided an employee?"</w:t>
+            </w:r>
+          </w:p>
+        </w:tc>
+        <w:tc>
+          <w:tcPr>
+            <w:tcW w:type="dxa" w:w="900"/>
+            <w:shd w:fill="FFFFFF" w:val="clear"/>
+            <w:tcMar>
+              <w:top w:type="dxa" w:w="50"/>
+              <w:left w:type="dxa" w:w="70"/>
+              <w:bottom w:type="dxa" w:w="50"/>
+              <w:right w:type="dxa" w:w="70"/>
+            </w:tcMar>
+          </w:tcPr>
+          <w:p>
+            <w:pPr>
+              <w:jc w:val="left"/>
+            </w:pPr>
+            <w:r>
+              <w:rPr>
+                <w:b w:val="false"/>
+                <w:bCs w:val="false"/>
+                <w:sz w:val="15"/>
+                <w:szCs w:val="15"/>
+              </w:rPr>
+              <w:t xml:space="preserve">5/10</w:t>
+            </w:r>
+          </w:p>
+        </w:tc>
+        <w:tc>
+          <w:tcPr>
+            <w:tcW w:type="dxa" w:w="900"/>
+            <w:shd w:fill="FFFFFF" w:val="clear"/>
+            <w:tcMar>
+              <w:top w:type="dxa" w:w="50"/>
+              <w:left w:type="dxa" w:w="70"/>
+              <w:bottom w:type="dxa" w:w="50"/>
+              <w:right w:type="dxa" w:w="70"/>
+            </w:tcMar>
+          </w:tcPr>
+          <w:p>
+            <w:pPr>
+              <w:jc w:val="left"/>
+            </w:pPr>
+            <w:r>
+              <w:rPr>
+                <w:b w:val="false"/>
+                <w:bCs w:val="false"/>
+                <w:sz w:val="15"/>
+                <w:szCs w:val="15"/>
+              </w:rPr>
+              <w:t xml:space="preserve">8/10</w:t>
+            </w:r>
+          </w:p>
+        </w:tc>
+        <w:tc>
+          <w:tcPr>
+            <w:tcW w:type="dxa" w:w="1160"/>
+            <w:shd w:fill="FFFFFF" w:val="clear"/>
+            <w:tcMar>
+              <w:top w:type="dxa" w:w="50"/>
+              <w:left w:type="dxa" w:w="70"/>
+              <w:bottom w:type="dxa" w:w="50"/>
+              <w:right w:type="dxa" w:w="70"/>
+            </w:tcMar>
+          </w:tcPr>
+          <w:p>
+            <w:pPr>
+              <w:jc w:val="left"/>
+            </w:pPr>
+            <w:r>
+              <w:rPr>
+                <w:b w:val="false"/>
+                <w:bCs w:val="false"/>
+                <w:sz w:val="15"/>
+                <w:szCs w:val="15"/>
+              </w:rPr>
+              <w:t xml:space="preserve">n/a</w:t>
+            </w:r>
+          </w:p>
+        </w:tc>
+      </w:tr>
+      <w:tr>
+        <w:tc>
+          <w:tcPr>
+            <w:tcW w:type="dxa" w:w="2400"/>
+            <w:shd w:fill="F2F2F2" w:val="clear"/>
+            <w:tcMar>
+              <w:top w:type="dxa" w:w="50"/>
+              <w:left w:type="dxa" w:w="70"/>
+              <w:bottom w:type="dxa" w:w="50"/>
+              <w:right w:type="dxa" w:w="70"/>
+            </w:tcMar>
+          </w:tcPr>
+          <w:p>
+            <w:pPr>
+              <w:jc w:val="left"/>
+            </w:pPr>
+            <w:r>
+              <w:rPr>
+                <w:b w:val="false"/>
+                <w:bCs w:val="false"/>
+                <w:sz w:val="15"/>
+                <w:szCs w:val="15"/>
+              </w:rPr>
+              <w:t xml:space="preserve">Operations</w:t>
+            </w:r>
+          </w:p>
+        </w:tc>
+        <w:tc>
+          <w:tcPr>
+            <w:tcW w:type="dxa" w:w="4000"/>
+            <w:shd w:fill="F2F2F2" w:val="clear"/>
+            <w:tcMar>
+              <w:top w:type="dxa" w:w="50"/>
+              <w:left w:type="dxa" w:w="70"/>
+              <w:bottom w:type="dxa" w:w="50"/>
+              <w:right w:type="dxa" w:w="70"/>
+            </w:tcMar>
+          </w:tcPr>
+          <w:p>
+            <w:pPr>
+              <w:jc w:val="left"/>
+            </w:pPr>
+            <w:r>
+              <w:rPr>
+                <w:b w:val="false"/>
+                <w:bCs w:val="false"/>
+                <w:sz w:val="15"/>
+                <w:szCs w:val="15"/>
+              </w:rPr>
+              <w:t xml:space="preserve">"I now have over 600 accounts and am spinning my wheels trying to figure out what software to start using :("</w:t>
+            </w:r>
+          </w:p>
+        </w:tc>
+        <w:tc>
+          <w:tcPr>
+            <w:tcW w:type="dxa" w:w="900"/>
+            <w:shd w:fill="F2F2F2" w:val="clear"/>
+            <w:tcMar>
+              <w:top w:type="dxa" w:w="50"/>
+              <w:left w:type="dxa" w:w="70"/>
+              <w:bottom w:type="dxa" w:w="50"/>
+              <w:right w:type="dxa" w:w="70"/>
+            </w:tcMar>
+          </w:tcPr>
+          <w:p>
+            <w:pPr>
+              <w:jc w:val="left"/>
+            </w:pPr>
+            <w:r>
+              <w:rPr>
+                <w:b w:val="false"/>
+                <w:bCs w:val="false"/>
+                <w:sz w:val="15"/>
+                <w:szCs w:val="15"/>
+              </w:rPr>
+              <w:t xml:space="preserve">7/10</w:t>
+            </w:r>
+          </w:p>
+        </w:tc>
+        <w:tc>
+          <w:tcPr>
+            <w:tcW w:type="dxa" w:w="900"/>
+            <w:shd w:fill="F2F2F2" w:val="clear"/>
+            <w:tcMar>
+              <w:top w:type="dxa" w:w="50"/>
+              <w:left w:type="dxa" w:w="70"/>
+              <w:bottom w:type="dxa" w:w="50"/>
+              <w:right w:type="dxa" w:w="70"/>
+            </w:tcMar>
+          </w:tcPr>
+          <w:p>
+            <w:pPr>
+              <w:jc w:val="left"/>
+            </w:pPr>
+            <w:r>
+              <w:rPr>
+                <w:b w:val="false"/>
+                <w:bCs w:val="false"/>
+                <w:sz w:val="15"/>
+                <w:szCs w:val="15"/>
+              </w:rPr>
+              <w:t xml:space="preserve">5/10</w:t>
+            </w:r>
+          </w:p>
+        </w:tc>
+        <w:tc>
+          <w:tcPr>
+            <w:tcW w:type="dxa" w:w="1160"/>
+            <w:shd w:fill="F2F2F2" w:val="clear"/>
+            <w:tcMar>
+              <w:top w:type="dxa" w:w="50"/>
+              <w:left w:type="dxa" w:w="70"/>
+              <w:bottom w:type="dxa" w:w="50"/>
+              <w:right w:type="dxa" w:w="70"/>
+            </w:tcMar>
+          </w:tcPr>
+          <w:p>
+            <w:pPr>
+              <w:jc w:val="left"/>
+            </w:pPr>
+            <w:r>
+              <w:rPr>
+                <w:b w:val="false"/>
+                <w:bCs w:val="false"/>
+                <w:sz w:val="15"/>
+                <w:szCs w:val="15"/>
+              </w:rPr>
+              <w:t xml:space="preserve">2/4</w:t>
+            </w:r>
+          </w:p>
+        </w:tc>
+      </w:tr>
+      <w:tr>
+        <w:tc>
+          <w:tcPr>
+            <w:tcW w:type="dxa" w:w="2400"/>
+            <w:shd w:fill="FFFFFF" w:val="clear"/>
+            <w:tcMar>
+              <w:top w:type="dxa" w:w="50"/>
+              <w:left w:type="dxa" w:w="70"/>
+              <w:bottom w:type="dxa" w:w="50"/>
+              <w:right w:type="dxa" w:w="70"/>
+            </w:tcMar>
+          </w:tcPr>
+          <w:p>
+            <w:pPr>
+              <w:jc w:val="left"/>
+            </w:pPr>
+            <w:r>
+              <w:rPr>
+                <w:b w:val="false"/>
+                <w:bCs w:val="false"/>
+                <w:sz w:val="15"/>
+                <w:szCs w:val="15"/>
+              </w:rPr>
+              <w:t xml:space="preserve">Software Limitations</w:t>
+            </w:r>
+          </w:p>
+        </w:tc>
+        <w:tc>
+          <w:tcPr>
+            <w:tcW w:type="dxa" w:w="4000"/>
+            <w:shd w:fill="FFFFFF" w:val="clear"/>
+            <w:tcMar>
+              <w:top w:type="dxa" w:w="50"/>
+              <w:left w:type="dxa" w:w="70"/>
+              <w:bottom w:type="dxa" w:w="50"/>
+              <w:right w:type="dxa" w:w="70"/>
+            </w:tcMar>
+          </w:tcPr>
+          <w:p>
+            <w:pPr>
+              <w:jc w:val="left"/>
+            </w:pPr>
+            <w:r>
+              <w:rPr>
+                <w:b w:val="false"/>
+                <w:bCs w:val="false"/>
+                <w:sz w:val="15"/>
+                <w:szCs w:val="15"/>
+              </w:rPr>
+              <w:t xml:space="preserve">"Also waiting on Yardbook a to have an app for iPhone."</w:t>
+            </w:r>
+          </w:p>
+        </w:tc>
+        <w:tc>
+          <w:tcPr>
+            <w:tcW w:type="dxa" w:w="900"/>
+            <w:shd w:fill="FFFFFF" w:val="clear"/>
+            <w:tcMar>
+              <w:top w:type="dxa" w:w="50"/>
+              <w:left w:type="dxa" w:w="70"/>
+              <w:bottom w:type="dxa" w:w="50"/>
+              <w:right w:type="dxa" w:w="70"/>
+            </w:tcMar>
+          </w:tcPr>
+          <w:p>
+            <w:pPr>
+              <w:jc w:val="left"/>
+            </w:pPr>
+            <w:r>
+              <w:rPr>
+                <w:b w:val="false"/>
+                <w:bCs w:val="false"/>
+                <w:sz w:val="15"/>
+                <w:szCs w:val="15"/>
+              </w:rPr>
+              <w:t xml:space="preserve">n/a</w:t>
+            </w:r>
+          </w:p>
+        </w:tc>
+        <w:tc>
+          <w:tcPr>
+            <w:tcW w:type="dxa" w:w="900"/>
+            <w:shd w:fill="FFFFFF" w:val="clear"/>
+            <w:tcMar>
+              <w:top w:type="dxa" w:w="50"/>
+              <w:left w:type="dxa" w:w="70"/>
+              <w:bottom w:type="dxa" w:w="50"/>
+              <w:right w:type="dxa" w:w="70"/>
+            </w:tcMar>
+          </w:tcPr>
+          <w:p>
+            <w:pPr>
+              <w:jc w:val="left"/>
+            </w:pPr>
+            <w:r>
+              <w:rPr>
+                <w:b w:val="false"/>
+                <w:bCs w:val="false"/>
+                <w:sz w:val="15"/>
+                <w:szCs w:val="15"/>
+              </w:rPr>
+              <w:t xml:space="preserve">n/a</w:t>
+            </w:r>
+          </w:p>
+        </w:tc>
+        <w:tc>
+          <w:tcPr>
+            <w:tcW w:type="dxa" w:w="1160"/>
+            <w:shd w:fill="FFFFFF" w:val="clear"/>
+            <w:tcMar>
+              <w:top w:type="dxa" w:w="50"/>
+              <w:left w:type="dxa" w:w="70"/>
+              <w:bottom w:type="dxa" w:w="50"/>
+              <w:right w:type="dxa" w:w="70"/>
+            </w:tcMar>
+          </w:tcPr>
+          <w:p>
+            <w:pPr>
+              <w:jc w:val="left"/>
+            </w:pPr>
+            <w:r>
+              <w:rPr>
+                <w:b w:val="false"/>
+                <w:bCs w:val="false"/>
+                <w:sz w:val="15"/>
+                <w:szCs w:val="15"/>
+              </w:rPr>
+              <w:t xml:space="preserve">n/a</w:t>
+            </w:r>
+          </w:p>
+        </w:tc>
+      </w:tr>
+      <w:tr>
+        <w:tc>
+          <w:tcPr>
+            <w:tcW w:type="dxa" w:w="2400"/>
+            <w:shd w:fill="F2F2F2" w:val="clear"/>
+            <w:tcMar>
+              <w:top w:type="dxa" w:w="50"/>
+              <w:left w:type="dxa" w:w="70"/>
+              <w:bottom w:type="dxa" w:w="50"/>
+              <w:right w:type="dxa" w:w="70"/>
+            </w:tcMar>
+          </w:tcPr>
+          <w:p>
+            <w:pPr>
+              <w:jc w:val="left"/>
+            </w:pPr>
+            <w:r>
+              <w:rPr>
+                <w:b w:val="false"/>
+                <w:bCs w:val="false"/>
+                <w:sz w:val="15"/>
+                <w:szCs w:val="15"/>
+              </w:rPr>
+              <w:t xml:space="preserve">Software usability</w:t>
+            </w:r>
+          </w:p>
+        </w:tc>
+        <w:tc>
+          <w:tcPr>
+            <w:tcW w:type="dxa" w:w="4000"/>
+            <w:shd w:fill="F2F2F2" w:val="clear"/>
+            <w:tcMar>
+              <w:top w:type="dxa" w:w="50"/>
+              <w:left w:type="dxa" w:w="70"/>
+              <w:bottom w:type="dxa" w:w="50"/>
+              <w:right w:type="dxa" w:w="70"/>
+            </w:tcMar>
+          </w:tcPr>
+          <w:p>
+            <w:pPr>
+              <w:jc w:val="left"/>
+            </w:pPr>
+            <w:r>
+              <w:rPr>
+                <w:b w:val="false"/>
+                <w:bCs w:val="false"/>
+                <w:sz w:val="15"/>
+                <w:szCs w:val="15"/>
+              </w:rPr>
+              <w:t xml:space="preserve">"Using the free version of Yardbook. It's OK, but their navigation and settings is a cluttered mess."</w:t>
+            </w:r>
+          </w:p>
+        </w:tc>
+        <w:tc>
+          <w:tcPr>
+            <w:tcW w:type="dxa" w:w="900"/>
+            <w:shd w:fill="F2F2F2" w:val="clear"/>
+            <w:tcMar>
+              <w:top w:type="dxa" w:w="50"/>
+              <w:left w:type="dxa" w:w="70"/>
+              <w:bottom w:type="dxa" w:w="50"/>
+              <w:right w:type="dxa" w:w="70"/>
+            </w:tcMar>
+          </w:tcPr>
+          <w:p>
+            <w:pPr>
+              <w:jc w:val="left"/>
+            </w:pPr>
+            <w:r>
+              <w:rPr>
+                <w:b w:val="false"/>
+                <w:bCs w:val="false"/>
+                <w:sz w:val="15"/>
+                <w:szCs w:val="15"/>
+              </w:rPr>
+              <w:t xml:space="preserve">n/a</w:t>
+            </w:r>
+          </w:p>
+        </w:tc>
+        <w:tc>
+          <w:tcPr>
+            <w:tcW w:type="dxa" w:w="900"/>
+            <w:shd w:fill="F2F2F2" w:val="clear"/>
+            <w:tcMar>
+              <w:top w:type="dxa" w:w="50"/>
+              <w:left w:type="dxa" w:w="70"/>
+              <w:bottom w:type="dxa" w:w="50"/>
+              <w:right w:type="dxa" w:w="70"/>
+            </w:tcMar>
+          </w:tcPr>
+          <w:p>
+            <w:pPr>
+              <w:jc w:val="left"/>
+            </w:pPr>
+            <w:r>
+              <w:rPr>
+                <w:b w:val="false"/>
+                <w:bCs w:val="false"/>
+                <w:sz w:val="15"/>
+                <w:szCs w:val="15"/>
+              </w:rPr>
+              <w:t xml:space="preserve">n/a</w:t>
+            </w:r>
+          </w:p>
+        </w:tc>
+        <w:tc>
+          <w:tcPr>
+            <w:tcW w:type="dxa" w:w="1160"/>
+            <w:shd w:fill="F2F2F2" w:val="clear"/>
+            <w:tcMar>
+              <w:top w:type="dxa" w:w="50"/>
+              <w:left w:type="dxa" w:w="70"/>
+              <w:bottom w:type="dxa" w:w="50"/>
+              <w:right w:type="dxa" w:w="70"/>
+            </w:tcMar>
+          </w:tcPr>
+          <w:p>
+            <w:pPr>
+              <w:jc w:val="left"/>
+            </w:pPr>
+            <w:r>
+              <w:rPr>
+                <w:b w:val="false"/>
+                <w:bCs w:val="false"/>
+                <w:sz w:val="15"/>
+                <w:szCs w:val="15"/>
+              </w:rPr>
+              <w:t xml:space="preserve">n/a</w:t>
+            </w:r>
+          </w:p>
+        </w:tc>
+      </w:tr>
+      <w:tr>
+        <w:tc>
+          <w:tcPr>
+            <w:tcW w:type="dxa" w:w="2400"/>
+            <w:shd w:fill="FFFFFF" w:val="clear"/>
+            <w:tcMar>
+              <w:top w:type="dxa" w:w="50"/>
+              <w:left w:type="dxa" w:w="70"/>
+              <w:bottom w:type="dxa" w:w="50"/>
+              <w:right w:type="dxa" w:w="70"/>
+            </w:tcMar>
+          </w:tcPr>
+          <w:p>
+            <w:pPr>
+              <w:jc w:val="left"/>
+            </w:pPr>
+            <w:r>
+              <w:rPr>
+                <w:b w:val="false"/>
+                <w:bCs w:val="false"/>
+                <w:sz w:val="15"/>
+                <w:szCs w:val="15"/>
+              </w:rPr>
+              <w:t xml:space="preserve">Marketing &amp; Sales</w:t>
+            </w:r>
+          </w:p>
+        </w:tc>
+        <w:tc>
+          <w:tcPr>
+            <w:tcW w:type="dxa" w:w="4000"/>
+            <w:shd w:fill="FFFFFF" w:val="clear"/>
+            <w:tcMar>
+              <w:top w:type="dxa" w:w="50"/>
+              <w:left w:type="dxa" w:w="70"/>
+              <w:bottom w:type="dxa" w:w="50"/>
+              <w:right w:type="dxa" w:w="70"/>
+            </w:tcMar>
+          </w:tcPr>
+          <w:p>
+            <w:pPr>
+              <w:jc w:val="left"/>
+            </w:pPr>
+            <w:r>
+              <w:rPr>
+                <w:b w:val="false"/>
+                <w:bCs w:val="false"/>
+                <w:sz w:val="15"/>
+                <w:szCs w:val="15"/>
+              </w:rPr>
+              <w:t xml:space="preserve">"I need to make a business website for my business to get clients but I don’t know how to"</w:t>
+            </w:r>
+          </w:p>
+        </w:tc>
+        <w:tc>
+          <w:tcPr>
+            <w:tcW w:type="dxa" w:w="900"/>
+            <w:shd w:fill="FFFFFF" w:val="clear"/>
+            <w:tcMar>
+              <w:top w:type="dxa" w:w="50"/>
+              <w:left w:type="dxa" w:w="70"/>
+              <w:bottom w:type="dxa" w:w="50"/>
+              <w:right w:type="dxa" w:w="70"/>
+            </w:tcMar>
+          </w:tcPr>
+          <w:p>
+            <w:pPr>
+              <w:jc w:val="left"/>
+            </w:pPr>
+            <w:r>
+              <w:rPr>
+                <w:b w:val="false"/>
+                <w:bCs w:val="false"/>
+                <w:sz w:val="15"/>
+                <w:szCs w:val="15"/>
+              </w:rPr>
+              <w:t xml:space="preserve">n/a</w:t>
+            </w:r>
+          </w:p>
+        </w:tc>
+        <w:tc>
+          <w:tcPr>
+            <w:tcW w:type="dxa" w:w="900"/>
+            <w:shd w:fill="FFFFFF" w:val="clear"/>
+            <w:tcMar>
+              <w:top w:type="dxa" w:w="50"/>
+              <w:left w:type="dxa" w:w="70"/>
+              <w:bottom w:type="dxa" w:w="50"/>
+              <w:right w:type="dxa" w:w="70"/>
+            </w:tcMar>
+          </w:tcPr>
+          <w:p>
+            <w:pPr>
+              <w:jc w:val="left"/>
+            </w:pPr>
+            <w:r>
+              <w:rPr>
+                <w:b w:val="false"/>
+                <w:bCs w:val="false"/>
+                <w:sz w:val="15"/>
+                <w:szCs w:val="15"/>
+              </w:rPr>
+              <w:t xml:space="preserve">n/a</w:t>
+            </w:r>
+          </w:p>
+        </w:tc>
+        <w:tc>
+          <w:tcPr>
+            <w:tcW w:type="dxa" w:w="1160"/>
+            <w:shd w:fill="FFFFFF" w:val="clear"/>
+            <w:tcMar>
+              <w:top w:type="dxa" w:w="50"/>
+              <w:left w:type="dxa" w:w="70"/>
+              <w:bottom w:type="dxa" w:w="50"/>
+              <w:right w:type="dxa" w:w="70"/>
+            </w:tcMar>
+          </w:tcPr>
+          <w:p>
+            <w:pPr>
+              <w:jc w:val="left"/>
+            </w:pPr>
+            <w:r>
+              <w:rPr>
+                <w:b w:val="false"/>
+                <w:bCs w:val="false"/>
+                <w:sz w:val="15"/>
+                <w:szCs w:val="15"/>
+              </w:rPr>
+              <w:t xml:space="preserve">n/a</w:t>
+            </w:r>
+          </w:p>
+        </w:tc>
+      </w:tr>
+      <w:tr>
+        <w:tc>
+          <w:tcPr>
+            <w:tcW w:type="dxa" w:w="2400"/>
+            <w:shd w:fill="F2F2F2" w:val="clear"/>
+            <w:tcMar>
+              <w:top w:type="dxa" w:w="50"/>
+              <w:left w:type="dxa" w:w="70"/>
+              <w:bottom w:type="dxa" w:w="50"/>
+              <w:right w:type="dxa" w:w="70"/>
+            </w:tcMar>
+          </w:tcPr>
+          <w:p>
+            <w:pPr>
+              <w:jc w:val="left"/>
+            </w:pPr>
+            <w:r>
+              <w:rPr>
+                <w:b w:val="false"/>
+                <w:bCs w:val="false"/>
+                <w:sz w:val="15"/>
+                <w:szCs w:val="15"/>
+              </w:rPr>
+              <w:t xml:space="preserve">Marketing &amp; Sales</w:t>
+            </w:r>
+          </w:p>
+        </w:tc>
+        <w:tc>
+          <w:tcPr>
+            <w:tcW w:type="dxa" w:w="4000"/>
+            <w:shd w:fill="F2F2F2" w:val="clear"/>
+            <w:tcMar>
+              <w:top w:type="dxa" w:w="50"/>
+              <w:left w:type="dxa" w:w="70"/>
+              <w:bottom w:type="dxa" w:w="50"/>
+              <w:right w:type="dxa" w:w="70"/>
+            </w:tcMar>
+          </w:tcPr>
+          <w:p>
+            <w:pPr>
+              <w:jc w:val="left"/>
+            </w:pPr>
+            <w:r>
+              <w:rPr>
+                <w:b w:val="false"/>
+                <w:bCs w:val="false"/>
+                <w:sz w:val="15"/>
+                <w:szCs w:val="15"/>
+              </w:rPr>
+              <w:t xml:space="preserve">"I’ve been using apps to get clients and it’s not worth it"</w:t>
+            </w:r>
+          </w:p>
+        </w:tc>
+        <w:tc>
+          <w:tcPr>
+            <w:tcW w:type="dxa" w:w="900"/>
+            <w:shd w:fill="F2F2F2" w:val="clear"/>
+            <w:tcMar>
+              <w:top w:type="dxa" w:w="50"/>
+              <w:left w:type="dxa" w:w="70"/>
+              <w:bottom w:type="dxa" w:w="50"/>
+              <w:right w:type="dxa" w:w="70"/>
+            </w:tcMar>
+          </w:tcPr>
+          <w:p>
+            <w:pPr>
+              <w:jc w:val="left"/>
+            </w:pPr>
+            <w:r>
+              <w:rPr>
+                <w:b w:val="false"/>
+                <w:bCs w:val="false"/>
+                <w:sz w:val="15"/>
+                <w:szCs w:val="15"/>
+              </w:rPr>
+              <w:t xml:space="preserve">n/a</w:t>
+            </w:r>
+          </w:p>
+        </w:tc>
+        <w:tc>
+          <w:tcPr>
+            <w:tcW w:type="dxa" w:w="900"/>
+            <w:shd w:fill="F2F2F2" w:val="clear"/>
+            <w:tcMar>
+              <w:top w:type="dxa" w:w="50"/>
+              <w:left w:type="dxa" w:w="70"/>
+              <w:bottom w:type="dxa" w:w="50"/>
+              <w:right w:type="dxa" w:w="70"/>
+            </w:tcMar>
+          </w:tcPr>
+          <w:p>
+            <w:pPr>
+              <w:jc w:val="left"/>
+            </w:pPr>
+            <w:r>
+              <w:rPr>
+                <w:b w:val="false"/>
+                <w:bCs w:val="false"/>
+                <w:sz w:val="15"/>
+                <w:szCs w:val="15"/>
+              </w:rPr>
+              <w:t xml:space="preserve">n/a</w:t>
+            </w:r>
+          </w:p>
+        </w:tc>
+        <w:tc>
+          <w:tcPr>
+            <w:tcW w:type="dxa" w:w="1160"/>
+            <w:shd w:fill="F2F2F2" w:val="clear"/>
+            <w:tcMar>
+              <w:top w:type="dxa" w:w="50"/>
+              <w:left w:type="dxa" w:w="70"/>
+              <w:bottom w:type="dxa" w:w="50"/>
+              <w:right w:type="dxa" w:w="70"/>
+            </w:tcMar>
+          </w:tcPr>
+          <w:p>
+            <w:pPr>
+              <w:jc w:val="left"/>
+            </w:pPr>
+            <w:r>
+              <w:rPr>
+                <w:b w:val="false"/>
+                <w:bCs w:val="false"/>
+                <w:sz w:val="15"/>
+                <w:szCs w:val="15"/>
+              </w:rPr>
+              <w:t xml:space="preserve">n/a</w:t>
+            </w:r>
+          </w:p>
+        </w:tc>
+      </w:tr>
+    </w:tbl>
     <w:p>
       <w:pPr>
         <w:spacing w:after="140"/>
       </w:pPr>
       <w:r>
-        <w:t xml:space="preserve">Real buying-intent signal: 1.00 on a 0-4 scale (from 3 real mention(s) that stated one) -- a thin but real, directional data point.</w:t>
+        <w:rPr>
+          <w:i/>
+          <w:iCs/>
+        </w:rPr>
+        <w:t xml:space="preserve">What remains unproven: whether this pain recurs commonly enough across businesses to be a widespread pattern -- the real evidence did not cluster into a single, statistically repeated theme at this sample size (the same honest outcome as us_hvac_10_99's own M2 result). The individual themes above are each real and specific, just not yet shown to be common.</w:t>
+      </w:r>
+    </w:p>
+    <w:p>
+      <w:r>
+        <w:br w:type="page"/>
       </w:r>
     </w:p>
     <w:p>
@@ -173,24 +1794,7 @@
         <w:spacing w:after="160" w:before="320"/>
       </w:pPr>
       <w:r>
-        <w:t xml:space="preserve">4. MASK AI Automation-Fit Signal (Automated Proxy Only)</w:t>
-      </w:r>
-    </w:p>
-    <w:p>
-      <w:pPr>
-        <w:spacing w:after="140"/>
-      </w:pPr>
-      <w:r>
-        <w:t xml:space="preserve">Real automated proxy score: 7.00 / 10, averaged across 3 real mention(s) rated by Gemini for AI/automation suitability. This is NOT the real, owner-reviewed capability-fit score (M9) -- that requires the same leadership review us_hvac_10_99 received, and only happens for markets that reach the final shortlist.</w:t>
-      </w:r>
-    </w:p>
-    <w:p>
-      <w:pPr>
-        <w:pStyle w:val="Heading1"/>
-        <w:spacing w:after="160" w:before="320"/>
-      </w:pPr>
-      <w:r>
-        <w:t xml:space="preserve">5. What Remains Unknown</w:t>
+        <w:t xml:space="preserve">4. What This Market Appears to Need</w:t>
       </w:r>
     </w:p>
     <w:p>
@@ -203,7 +1807,7 @@
         <w:spacing w:after="80"/>
       </w:pPr>
       <w:r>
-        <w:t xml:space="preserve">Buyer accessibility (can real buyers in this market be found and reached, and through what channel) -- not yet researched.</w:t>
+        <w:t xml:space="preserve">Problem: Inexperience in customer meetings and job pricing, leading to anxiety and random pricing methods.. Evidence: "I don't know how to meet with a customer or price a job. I met with a potential customer yesterday and it was ok but could've gone smoother. I just gave them a " (AI suitability 8/10). Potential direction: automation/software addressing business operations.</w:t>
       </w:r>
     </w:p>
     <w:p>
@@ -216,7 +1820,33 @@
         <w:spacing w:after="80"/>
       </w:pPr>
       <w:r>
-        <w:t xml:space="preserve">Real pricing, existing paid-tool spend, and competitor landscape -- not yet researched for this market.</w:t>
+        <w:t xml:space="preserve">Problem: Difficulty in tracking daily revenue and employee payroll.. Evidence: "what do you use as far as keep up with money that was made on a particular day or what you paided an employee?" (AI suitability 8/10). Potential direction: automation/software addressing financial management.</w:t>
+      </w:r>
+    </w:p>
+    <w:p>
+      <w:pPr>
+        <w:pStyle w:val="Heading1"/>
+        <w:spacing w:after="160" w:before="320"/>
+      </w:pPr>
+      <w:r>
+        <w:t xml:space="preserve">5. Automation-Fit Signal (Automated Proxy Only)</w:t>
+      </w:r>
+    </w:p>
+    <w:p>
+      <w:pPr>
+        <w:spacing w:after="140"/>
+      </w:pPr>
+      <w:r>
+        <w:t xml:space="preserve">Real automated proxy score: 7.00 / 10, averaged across 3 real mention(s) rated by Gemini for AI/automation suitability. This is NOT the real, owner-reviewed capability-fit score (M9) -- that requires the same leadership review us_hvac_10_99 received.</w:t>
+      </w:r>
+    </w:p>
+    <w:p>
+      <w:pPr>
+        <w:pStyle w:val="Heading1"/>
+        <w:spacing w:after="160" w:before="320"/>
+      </w:pPr>
+      <w:r>
+        <w:t xml:space="preserve">6. What Remains Unknown</w:t>
       </w:r>
     </w:p>
     <w:p>
@@ -229,7 +1859,7 @@
         <w:spacing w:after="80"/>
       </w:pPr>
       <w:r>
-        <w:t xml:space="preserve">Whether the real pain found here recurs commonly or was a one-off -- the sample size run so far cannot answer this.</w:t>
+        <w:t xml:space="preserve">Buyer accessibility (can real buyers in this market be found and reached, and through what channel) -- not yet researched.</w:t>
       </w:r>
     </w:p>
     <w:p>
@@ -242,52 +1872,7 @@
         <w:spacing w:after="80"/>
       </w:pPr>
       <w:r>
-        <w:t xml:space="preserve">The real, owner-reviewed MASK AI capability fit (as opposed to the automated proxy above).</w:t>
-      </w:r>
-    </w:p>
-    <w:p>
-      <w:pPr>
-        <w:pStyle w:val="Heading1"/>
-        <w:spacing w:after="160" w:before="320"/>
-      </w:pPr>
-      <w:r>
-        <w:t xml:space="preserve">6. Current Assessment</w:t>
-      </w:r>
-    </w:p>
-    <w:p>
-      <w:pPr>
-        <w:spacing w:after="140"/>
-      </w:pPr>
-      <w:r>
-        <w:rPr>
-          <w:b/>
-          <w:bCs/>
-          <w:color w:val="B8860B"/>
-          <w:sz w:val="22"/>
-          <w:szCs w:val="22"/>
-        </w:rPr>
-        <w:t xml:space="preserve">PROMISING SO FAR -- INSUFFICIENT EVIDENCE FOR A FULL CALL</w:t>
-      </w:r>
-    </w:p>
-    <w:p>
-      <w:pPr>
-        <w:spacing w:after="140"/>
-      </w:pPr>
-      <w:r>
-        <w:rPr>
-          <w:i/>
-          <w:iCs/>
-        </w:rPr>
-        <w:t xml:space="preserve">This market remains in the Phase 3 shortlist and will receive the same treatment as the other 13 markets once real daily YouTube quota allows the run to continue. No market has been dropped based on this interim data.</w:t>
-      </w:r>
-    </w:p>
-    <w:p>
-      <w:pPr>
-        <w:pStyle w:val="Heading1"/>
-        <w:spacing w:after="160" w:before="320"/>
-      </w:pPr>
-      <w:r>
-        <w:t xml:space="preserve">7. Sources</w:t>
+        <w:t xml:space="preserve">Real pricing, existing paid-tool spend, and competitor landscape -- not yet researched for this market.</w:t>
       </w:r>
     </w:p>
     <w:p>
@@ -300,7 +1885,7 @@
         <w:spacing w:after="80"/>
       </w:pPr>
       <w:r>
-        <w:t xml:space="preserve">U.S. Census Bureau CBP API (2022) -- market size score.</w:t>
+        <w:t xml:space="preserve">Whether the real pain found here recurs commonly or was a set of one-off complaints.</w:t>
       </w:r>
     </w:p>
     <w:p>
@@ -313,7 +1898,52 @@
         <w:spacing w:after="80"/>
       </w:pPr>
       <w:r>
-        <w:t xml:space="preserve">YouTube Data API v3 -- videos=58 comments=940.</w:t>
+        <w:t xml:space="preserve">The real, owner-reviewed MASK AI capability fit (as opposed to the automated proxy above).</w:t>
+      </w:r>
+    </w:p>
+    <w:p>
+      <w:pPr>
+        <w:pStyle w:val="Heading1"/>
+        <w:spacing w:after="160" w:before="320"/>
+      </w:pPr>
+      <w:r>
+        <w:t xml:space="preserve">7. Current Assessment</w:t>
+      </w:r>
+    </w:p>
+    <w:p>
+      <w:pPr>
+        <w:spacing w:after="140"/>
+      </w:pPr>
+      <w:r>
+        <w:rPr>
+          <w:b/>
+          <w:bCs/>
+          <w:color w:val="1B7A3D"/>
+          <w:sz w:val="22"/>
+          <w:szCs w:val="22"/>
+        </w:rPr>
+        <w:t xml:space="preserve">PROMISING -- REAL THEMES WORTH DEEPENING</w:t>
+      </w:r>
+    </w:p>
+    <w:p>
+      <w:pPr>
+        <w:spacing w:after="140"/>
+      </w:pPr>
+      <w:r>
+        <w:rPr>
+          <w:i/>
+          <w:iCs/>
+        </w:rPr>
+        <w:t xml:space="preserve">This market remains in the Phase 3 shortlist and will receive the same treatment as the other markets once real daily YouTube quota allows the run to continue. No market has been dropped based on this interim data.</w:t>
+      </w:r>
+    </w:p>
+    <w:p>
+      <w:pPr>
+        <w:pStyle w:val="Heading1"/>
+        <w:spacing w:after="160" w:before="320"/>
+      </w:pPr>
+      <w:r>
+        <w:t xml:space="preserve">8. Sources</w:t>
       </w:r>
     </w:p>
     <w:p>
@@ -326,7 +1956,33 @@
         <w:spacing w:after="80"/>
       </w:pPr>
       <w:r>
-        <w:t xml:space="preserve">Google Gemini (gemini-flash-lite-latest, multi-key rotation) -- real structured pain/AI-suitability extraction, A10 grounding-validated.</w:t>
+        <w:t xml:space="preserve">U.S. Census Bureau CBP API (2022) -- market size score.</w:t>
+      </w:r>
+    </w:p>
+    <w:p>
+      <w:pPr>
+        <w:pStyle w:val="ListParagraph"/>
+        <w:numPr>
+          <w:ilvl w:val="0"/>
+          <w:numId w:val="1"/>
+        </w:numPr>
+        <w:spacing w:after="80"/>
+      </w:pPr>
+      <w:r>
+        <w:t xml:space="preserve">YouTube Data API v3 -- videos=58 comments=940.</w:t>
+      </w:r>
+    </w:p>
+    <w:p>
+      <w:pPr>
+        <w:pStyle w:val="ListParagraph"/>
+        <w:numPr>
+          <w:ilvl w:val="0"/>
+          <w:numId w:val="1"/>
+        </w:numPr>
+        <w:spacing w:after="80"/>
+      </w:pPr>
+      <w:r>
+        <w:t xml:space="preserve">Google Gemini (gemini-flash-lite-latest, multi-key rotation) -- real structured pain/AI-suitability extraction, A10 grounding-validated, all quotes verbatim from real public YouTube comments.</w:t>
       </w:r>
     </w:p>
     <w:sectPr>
